--- a/docs/Org_Analyser_Setup_Guide.docx
+++ b/docs/Org_Analyser_Setup_Guide.docx
@@ -1273,30 +1273,6 @@
       </w:r>
     </w:p>
     <w:p>
-      <w:pPr>
-        <w:ind w:left="360"/>
-      </w:pPr>
-      <w:r>
-        <w:rPr>
-          <w:rFonts w:ascii="Times" w:hAnsi="Times" w:cs="Times"/>
-          <w:sz w:val="24"/>
-          <w:sz-cs w:val="24"/>
-          <w:b/>
-          <w:color w:val="2A5C8A"/>
-        </w:rPr>
-        <w:t>TIP: To skip only the PR task-profile step (the slowest and flakiest phase, which fetches Pull Request history online), add --skip-pr-task-profile to the end of any command above. The other reports still run.</w:t>
-      </w:r>
-      <w:r>
-        <w:rPr>
-          <w:rFonts w:ascii="Times" w:hAnsi="Times" w:cs="Times"/>
-          <w:sz w:val="24"/>
-          <w:sz-cs w:val="24"/>
-          <w:i/>
-          <w:color w:val="555555"/>
-        </w:rPr>
-      </w:r>
-    </w:p>
-    <w:p>
       <w:pPr/>
       <w:r>
         <w:rPr>
@@ -1437,7 +1413,7 @@
           <w:sz-cs w:val="20"/>
           <w:color w:val="111111"/>
         </w:rPr>
-        <w:t xml:space="preserve">outputs/org-pipeline-runs/</w:t>
+        <w:t>outputs/org-analyser-runs/</w:t>
       </w:r>
     </w:p>
     <w:p>

--- a/docs/Org_Analyser_Setup_Guide.docx
+++ b/docs/Org_Analyser_Setup_Guide.docx
@@ -236,7 +236,7 @@
                 <w:sz w:val="18"/>
                 <w:szCs w:val="18"/>
               </w:rPr>
-              <w:t xml:space="preserve">1. Full pipeline</w:t>
+              <w:t xml:space="preserve">1. Full pipeline (no task-profile)</w:t>
             </w:r>
           </w:p>
         </w:tc>
@@ -262,7 +262,7 @@
                 <w:sz w:val="18"/>
                 <w:szCs w:val="18"/>
               </w:rPr>
-              <w:t xml:space="preserve">org-analyser run — clones every repo and runs all phases (merged-PR counts, profiler, eval-kit, quality score, and PR task-profile last).</w:t>
+              <w:t xml:space="preserve">org-analyser run — clones every repo and runs merged-PR counts, profiler, eval-kit, and quality score. Does NOT run PR task-profile.</w:t>
             </w:r>
           </w:p>
         </w:tc>
@@ -316,7 +316,7 @@
                 <w:sz w:val="18"/>
                 <w:szCs w:val="18"/>
               </w:rPr>
-              <w:t xml:space="preserve">org-analyser pr-task-profile  OR  pr-task-profile — classifies every merged pull request with rules + AI. No clones, no profiler, no eval-kit. Faster when you only need the task-profile report.</w:t>
+              <w:t xml:space="preserve">org-analyser pr-task-profile  OR  pr-task-profile — classifies every merged pull request with rules + AI. No clones, no profiler, no eval-kit, no quality score.</w:t>
             </w:r>
           </w:p>
         </w:tc>
@@ -1445,7 +1445,7 @@
           <w:sz w:val="32"/>
           <w:szCs w:val="32"/>
         </w:rPr>
-        <w:t xml:space="preserve">Step 5a: Mode 1 — full pipeline</w:t>
+        <w:t xml:space="preserve">Step 5a: Mode 1 — full pipeline (everything except PR task-profile)</w:t>
       </w:r>
     </w:p>
     <w:p>
@@ -1462,7 +1462,7 @@
           <w:sz w:val="22"/>
           <w:szCs w:val="22"/>
         </w:rPr>
-        <w:t xml:space="preserve">Pick the example below that matches what you want to analyze, replace the &lt;placeholders&gt;, and run it. Each run can take anywhere from minutes to several hours depending on how many repositories there are. PR task-profile runs last automatically.</w:t>
+        <w:t xml:space="preserve">Pick the example below that matches what you want to analyze, replace the &lt;placeholders&gt;, and run it. Each run can take anywhere from minutes to several hours depending on how many repositories there are. This mode does not run PR task-profile — use Mode 2 for that.</w:t>
       </w:r>
     </w:p>
     <w:p>
@@ -1686,7 +1686,7 @@
           <w:sz w:val="20"/>
           <w:szCs w:val="20"/>
         </w:rPr>
-        <w:t xml:space="preserve">To skip only the PR task-profile phase (still run everything else), add --skip-pr-task-profile. To skip sealed quality scores, add --skip-quality-score.</w:t>
+        <w:t xml:space="preserve">Mode 1 already skips PR task-profile. To skip sealed quality scores as well, add --skip-quality-score. Only pass --no-skip-pr-task-profile if you deliberately want Mode 1 and Mode 2 glued into one run.</w:t>
       </w:r>
     </w:p>
     <w:p>
